--- a/VIVO小游戏资质模版/单机承诺函.docx
+++ b/VIVO小游戏资质模版/单机承诺函.docx
@@ -18,6 +18,48 @@
         </w:rPr>
         <w:t>单机承诺函</w:t>
       </w:r>
+    </w:p>
+    <w:p>
+      <w:pPr>
+        <w:spacing w:before="120" w:after="120" w:line="288" w:lineRule="auto"/>
+        <w:jc w:val="left"/>
+        <w:rPr>
+          <w:rFonts w:ascii="微软雅黑" w:hAnsi="微软雅黑" w:eastAsia="微软雅黑" w:cs="Arial"/>
+          <w:sz w:val="22"/>
+        </w:rPr>
+      </w:pPr>
+      <w:r>
+        <w:rPr>
+          <w:rFonts w:ascii="微软雅黑" w:hAnsi="微软雅黑" w:eastAsia="微软雅黑" w:cs="Arial"/>
+          <w:sz w:val="22"/>
+        </w:rPr>
+        <w:t>致</w:t>
+      </w:r>
+      <w:r>
+        <w:rPr>
+          <w:rFonts w:hint="eastAsia" w:ascii="微软雅黑" w:hAnsi="微软雅黑" w:eastAsia="微软雅黑" w:cs="Arial"/>
+          <w:sz w:val="22"/>
+        </w:rPr>
+        <w:t>广东天宸网络科技有限公司</w:t>
+      </w:r>
+      <w:r>
+        <w:rPr>
+          <w:rFonts w:ascii="微软雅黑" w:hAnsi="微软雅黑" w:eastAsia="微软雅黑" w:cs="Arial"/>
+          <w:sz w:val="22"/>
+        </w:rPr>
+        <w:t>：</w:t>
+      </w:r>
+    </w:p>
+    <w:p>
+      <w:pPr>
+        <w:spacing w:before="120" w:after="120" w:line="288" w:lineRule="auto"/>
+        <w:jc w:val="left"/>
+        <w:rPr>
+          <w:rFonts w:ascii="微软雅黑" w:hAnsi="微软雅黑" w:eastAsia="微软雅黑" w:cs="Times New Roman"/>
+        </w:rPr>
+      </w:pPr>
+      <w:bookmarkStart w:id="2" w:name="_GoBack"/>
+      <w:bookmarkEnd w:id="2"/>
     </w:p>
     <w:p>
       <w:pPr>
@@ -45,60 +87,6 @@
           <w:rFonts w:ascii="微软雅黑" w:hAnsi="微软雅黑" w:eastAsia="微软雅黑" w:cs="Arial"/>
           <w:sz w:val="22"/>
         </w:rPr>
-        <w:t>致</w:t>
-      </w:r>
-      <w:r>
-        <w:rPr>
-          <w:rFonts w:hint="default" w:ascii="微软雅黑" w:hAnsi="微软雅黑" w:eastAsia="微软雅黑" w:cs="Arial"/>
-          <w:sz w:val="22"/>
-        </w:rPr>
-        <w:t>{平台名称}</w:t>
-      </w:r>
-      <w:r>
-        <w:rPr>
-          <w:rFonts w:ascii="微软雅黑" w:hAnsi="微软雅黑" w:eastAsia="微软雅黑" w:cs="Arial"/>
-          <w:sz w:val="22"/>
-        </w:rPr>
-        <w:t>：</w:t>
-      </w:r>
-      <w:bookmarkStart w:id="2" w:name="_GoBack"/>
-    </w:p>
-    <w:bookmarkEnd w:id="2"/>
-    <w:p>
-      <w:pPr>
-        <w:spacing w:before="120" w:after="120" w:line="288" w:lineRule="auto"/>
-        <w:jc w:val="left"/>
-        <w:rPr>
-          <w:rFonts w:ascii="微软雅黑" w:hAnsi="微软雅黑" w:eastAsia="微软雅黑" w:cs="Times New Roman"/>
-        </w:rPr>
-      </w:pPr>
-    </w:p>
-    <w:p>
-      <w:pPr>
-        <w:pStyle w:val="4"/>
-        <w:keepNext w:val="0"/>
-        <w:keepLines w:val="0"/>
-        <w:widowControl/>
-        <w:suppressLineNumbers w:val="0"/>
-        <w:pBdr>
-          <w:top w:val="none" w:color="auto" w:sz="0" w:space="0"/>
-          <w:left w:val="none" w:color="auto" w:sz="0" w:space="0"/>
-          <w:bottom w:val="none" w:color="auto" w:sz="0" w:space="0"/>
-          <w:right w:val="none" w:color="auto" w:sz="0" w:space="0"/>
-        </w:pBdr>
-        <w:wordWrap w:val="0"/>
-        <w:spacing w:before="0" w:beforeAutospacing="0" w:after="0" w:afterAutospacing="0" w:line="330" w:lineRule="atLeast"/>
-        <w:ind w:left="0" w:right="0" w:firstLine="0"/>
-        <w:rPr>
-          <w:rFonts w:ascii="微软雅黑" w:hAnsi="微软雅黑" w:eastAsia="微软雅黑" w:cs="Arial"/>
-          <w:sz w:val="22"/>
-        </w:rPr>
-      </w:pPr>
-      <w:r>
-        <w:rPr>
-          <w:rFonts w:ascii="微软雅黑" w:hAnsi="微软雅黑" w:eastAsia="微软雅黑" w:cs="Arial"/>
-          <w:sz w:val="22"/>
-        </w:rPr>
         <w:t>我</w:t>
       </w:r>
       <w:r>
@@ -134,16 +122,40 @@
           <w:u w:val="single"/>
           <w:lang w:val="en-US" w:eastAsia="zh-CN"/>
         </w:rPr>
-        <w:t>{公司名称}</w:t>
-      </w:r>
-      <w:r>
-        <w:rPr>
-          <w:rFonts w:hint="eastAsia" w:ascii="微软雅黑" w:hAnsi="微软雅黑" w:eastAsia="微软雅黑" w:cs="Arial"/>
+        <w:t>{</w:t>
+      </w:r>
+      <w:r>
+        <w:rPr>
+          <w:rFonts w:hint="default" w:asciiTheme="minorEastAsia" w:hAnsiTheme="minorEastAsia" w:eastAsiaTheme="minorEastAsia" w:cstheme="minorEastAsia"/>
+          <w:caps w:val="0"/>
+          <w:color w:val="0F1115"/>
+          <w:spacing w:val="0"/>
+          <w:sz w:val="24"/>
+          <w:szCs w:val="24"/>
+          <w:u w:val="single" w:color="auto"/>
+          <w:lang w:val="en-US" w:eastAsia="zh-CN"/>
+          <w14:ligatures w14:val="none"/>
+        </w:rPr>
+        <w:t>公司名称</w:t>
+      </w:r>
+      <w:r>
+        <w:rPr>
+          <w:rFonts w:hint="default" w:ascii="微软雅黑" w:hAnsi="微软雅黑" w:eastAsia="微软雅黑" w:cs="Arial"/>
           <w:position w:val="2"/>
           <w:sz w:val="22"/>
           <w:u w:val="single"/>
           <w:lang w:val="en-US" w:eastAsia="zh-CN"/>
         </w:rPr>
+        <w:t>}</w:t>
+      </w:r>
+      <w:r>
+        <w:rPr>
+          <w:rFonts w:hint="eastAsia" w:ascii="微软雅黑" w:hAnsi="微软雅黑" w:eastAsia="微软雅黑" w:cs="Arial"/>
+          <w:position w:val="2"/>
+          <w:sz w:val="22"/>
+          <w:u w:val="single"/>
+          <w:lang w:val="en-US" w:eastAsia="zh-CN"/>
+        </w:rPr>
         <w:t xml:space="preserve">  </w:t>
       </w:r>
       <w:r>
@@ -205,7 +217,28 @@
           <w:sz w:val="22"/>
           <w:u w:val="single" w:color="auto"/>
         </w:rPr>
-        <w:t>{游戏名称}</w:t>
+        <w:t>{</w:t>
+      </w:r>
+      <w:r>
+        <w:rPr>
+          <w:rFonts w:hint="default" w:asciiTheme="minorEastAsia" w:hAnsiTheme="minorEastAsia" w:eastAsiaTheme="minorEastAsia" w:cstheme="minorEastAsia"/>
+          <w:caps w:val="0"/>
+          <w:color w:val="0F1115"/>
+          <w:spacing w:val="0"/>
+          <w:sz w:val="24"/>
+          <w:szCs w:val="24"/>
+          <w:u w:val="single" w:color="auto"/>
+          <w14:ligatures w14:val="none"/>
+        </w:rPr>
+        <w:t>游戏名称</w:t>
+      </w:r>
+      <w:r>
+        <w:rPr>
+          <w:rFonts w:hint="default" w:ascii="微软雅黑" w:hAnsi="微软雅黑" w:eastAsia="微软雅黑" w:cs="Arial"/>
+          <w:sz w:val="22"/>
+          <w:u w:val="single" w:color="auto"/>
+        </w:rPr>
+        <w:t>}</w:t>
       </w:r>
       <w:r>
         <w:rPr>
@@ -223,7 +256,28 @@
           <w:sz w:val="22"/>
           <w:u w:val="single" w:color="auto"/>
         </w:rPr>
-        <w:t>{包名}</w:t>
+        <w:t>{</w:t>
+      </w:r>
+      <w:r>
+        <w:rPr>
+          <w:rFonts w:hint="default" w:asciiTheme="minorEastAsia" w:hAnsiTheme="minorEastAsia" w:eastAsiaTheme="minorEastAsia" w:cstheme="minorEastAsia"/>
+          <w:caps w:val="0"/>
+          <w:color w:val="0F1115"/>
+          <w:spacing w:val="0"/>
+          <w:sz w:val="24"/>
+          <w:szCs w:val="24"/>
+          <w:u w:val="single" w:color="auto"/>
+          <w14:ligatures w14:val="none"/>
+        </w:rPr>
+        <w:t>包名</w:t>
+      </w:r>
+      <w:r>
+        <w:rPr>
+          <w:rFonts w:hint="default" w:ascii="微软雅黑" w:hAnsi="微软雅黑" w:eastAsia="微软雅黑" w:cs="Arial"/>
+          <w:sz w:val="22"/>
+          <w:u w:val="single" w:color="auto"/>
+        </w:rPr>
+        <w:t>}</w:t>
       </w:r>
       <w:r>
         <w:rPr>
